--- a/恒力吊架性能试验记录-1.docx
+++ b/恒力吊架性能试验记录-1.docx
@@ -69,19 +69,24 @@
         <w:tblStyle w:val="TableGrid"/>
         <w:tblW w:type="auto" w:w="0"/>
         <w:tblLook w:firstColumn="1" w:firstRow="1" w:lastColumn="0" w:lastRow="0" w:noHBand="0" w:noVBand="1" w:val="04A0"/>
+        <w:tblBorders>
+          <w:top w:val="single" w:sz="10" w:space="0" w:color="auto"/>
+          <w:left w:val="single" w:sz="10" w:space="0" w:color="auto"/>
+          <w:right w:val="single" w:sz="10" w:space="0" w:color="auto"/>
+        </w:tblBorders>
       </w:tblPr>
       <w:tblGrid>
-        <w:gridCol w:w="1560"/>
-        <w:gridCol w:w="1560"/>
-        <w:gridCol w:w="1560"/>
-        <w:gridCol w:w="1560"/>
-        <w:gridCol w:w="1560"/>
-        <w:gridCol w:w="1560"/>
+        <w:gridCol w:w="1704"/>
+        <w:gridCol w:w="1704"/>
+        <w:gridCol w:w="1704"/>
+        <w:gridCol w:w="1704"/>
+        <w:gridCol w:w="1704"/>
+        <w:gridCol w:w="1704"/>
       </w:tblGrid>
       <w:tr>
         <w:tc>
           <w:tcPr>
-            <w:tcW w:type="dxa" w:w="1560"/>
+            <w:tcW w:type="dxa" w:w="1704"/>
             <w:vAlign w:val="center"/>
           </w:tcPr>
           <w:p>
@@ -100,7 +105,7 @@
         </w:tc>
         <w:tc>
           <w:tcPr>
-            <w:tcW w:type="dxa" w:w="1560"/>
+            <w:tcW w:type="dxa" w:w="1704"/>
             <w:vAlign w:val="center"/>
           </w:tcPr>
           <w:p>
@@ -116,7 +121,7 @@
         </w:tc>
         <w:tc>
           <w:tcPr>
-            <w:tcW w:type="dxa" w:w="1560"/>
+            <w:tcW w:type="dxa" w:w="1704"/>
             <w:vAlign w:val="center"/>
           </w:tcPr>
           <w:p>
@@ -135,7 +140,7 @@
         </w:tc>
         <w:tc>
           <w:tcPr>
-            <w:tcW w:type="dxa" w:w="1560"/>
+            <w:tcW w:type="dxa" w:w="1704"/>
             <w:vAlign w:val="center"/>
           </w:tcPr>
           <w:p>
@@ -151,7 +156,7 @@
         </w:tc>
         <w:tc>
           <w:tcPr>
-            <w:tcW w:type="dxa" w:w="1560"/>
+            <w:tcW w:type="dxa" w:w="1704"/>
             <w:vAlign w:val="center"/>
           </w:tcPr>
           <w:p>
@@ -170,7 +175,7 @@
         </w:tc>
         <w:tc>
           <w:tcPr>
-            <w:tcW w:type="dxa" w:w="1560"/>
+            <w:tcW w:type="dxa" w:w="1704"/>
             <w:vAlign w:val="center"/>
           </w:tcPr>
           <w:p>
@@ -188,7 +193,7 @@
       <w:tr>
         <w:tc>
           <w:tcPr>
-            <w:tcW w:type="dxa" w:w="1560"/>
+            <w:tcW w:type="dxa" w:w="1704"/>
             <w:vAlign w:val="center"/>
           </w:tcPr>
           <w:p>
@@ -207,7 +212,7 @@
         </w:tc>
         <w:tc>
           <w:tcPr>
-            <w:tcW w:type="dxa" w:w="1560"/>
+            <w:tcW w:type="dxa" w:w="1704"/>
             <w:vAlign w:val="center"/>
           </w:tcPr>
           <w:p>
@@ -223,7 +228,7 @@
         </w:tc>
         <w:tc>
           <w:tcPr>
-            <w:tcW w:type="dxa" w:w="1560"/>
+            <w:tcW w:type="dxa" w:w="1704"/>
             <w:vAlign w:val="center"/>
           </w:tcPr>
           <w:p>
@@ -242,7 +247,7 @@
         </w:tc>
         <w:tc>
           <w:tcPr>
-            <w:tcW w:type="dxa" w:w="1560"/>
+            <w:tcW w:type="dxa" w:w="1704"/>
             <w:vAlign w:val="center"/>
           </w:tcPr>
           <w:p>
@@ -258,7 +263,7 @@
         </w:tc>
         <w:tc>
           <w:tcPr>
-            <w:tcW w:type="dxa" w:w="1560"/>
+            <w:tcW w:type="dxa" w:w="1704"/>
             <w:vAlign w:val="center"/>
           </w:tcPr>
           <w:p>
@@ -277,7 +282,7 @@
         </w:tc>
         <w:tc>
           <w:tcPr>
-            <w:tcW w:type="dxa" w:w="1560"/>
+            <w:tcW w:type="dxa" w:w="1704"/>
             <w:vAlign w:val="center"/>
           </w:tcPr>
           <w:p>
@@ -295,7 +300,7 @@
       <w:tr>
         <w:tc>
           <w:tcPr>
-            <w:tcW w:type="dxa" w:w="1560"/>
+            <w:tcW w:type="dxa" w:w="1704"/>
             <w:vAlign w:val="center"/>
           </w:tcPr>
           <w:p>
@@ -314,7 +319,7 @@
         </w:tc>
         <w:tc>
           <w:tcPr>
-            <w:tcW w:type="dxa" w:w="1560"/>
+            <w:tcW w:type="dxa" w:w="1704"/>
             <w:vAlign w:val="center"/>
           </w:tcPr>
           <w:p>
@@ -330,7 +335,7 @@
         </w:tc>
         <w:tc>
           <w:tcPr>
-            <w:tcW w:type="dxa" w:w="1560"/>
+            <w:tcW w:type="dxa" w:w="1704"/>
             <w:vAlign w:val="center"/>
           </w:tcPr>
           <w:p>
@@ -349,7 +354,7 @@
         </w:tc>
         <w:tc>
           <w:tcPr>
-            <w:tcW w:type="dxa" w:w="1560"/>
+            <w:tcW w:type="dxa" w:w="1704"/>
             <w:vAlign w:val="center"/>
           </w:tcPr>
           <w:p>
@@ -365,7 +370,7 @@
         </w:tc>
         <w:tc>
           <w:tcPr>
-            <w:tcW w:type="dxa" w:w="1560"/>
+            <w:tcW w:type="dxa" w:w="1704"/>
             <w:vAlign w:val="center"/>
           </w:tcPr>
           <w:p>
@@ -384,7 +389,7 @@
         </w:tc>
         <w:tc>
           <w:tcPr>
-            <w:tcW w:type="dxa" w:w="1560"/>
+            <w:tcW w:type="dxa" w:w="1704"/>
             <w:vAlign w:val="center"/>
           </w:tcPr>
           <w:p>
@@ -405,23 +410,28 @@
         <w:tblStyle w:val="TableGrid"/>
         <w:tblW w:type="auto" w:w="0"/>
         <w:tblLook w:firstColumn="1" w:firstRow="1" w:lastColumn="0" w:lastRow="0" w:noHBand="0" w:noVBand="1" w:val="04A0"/>
+        <w:tblBorders>
+          <w:left w:val="single" w:sz="10" w:space="0" w:color="auto"/>
+          <w:right w:val="single" w:sz="10" w:space="0" w:color="auto"/>
+        </w:tblBorders>
       </w:tblPr>
       <w:tblGrid>
-        <w:gridCol w:w="9360"/>
+        <w:gridCol w:w="10224"/>
       </w:tblGrid>
       <w:tr>
         <w:tc>
           <w:tcPr>
-            <w:tcW w:type="dxa" w:w="9360"/>
+            <w:tcW w:type="dxa" w:w="10224"/>
           </w:tcPr>
           <w:p>
             <w:pPr>
+              <w:spacing w:before="200" w:after="100"/>
               <w:jc w:val="center"/>
             </w:pPr>
             <w:r>
               <w:drawing>
                 <wp:inline xmlns:a="http://schemas.openxmlformats.org/drawingml/2006/main" xmlns:pic="http://schemas.openxmlformats.org/drawingml/2006/picture">
-                  <wp:extent cx="5486400" cy="3746810"/>
+                  <wp:extent cx="5486400" cy="4376189"/>
                   <wp:docPr id="1" name="Picture 1"/>
                   <wp:cNvGraphicFramePr>
                     <a:graphicFrameLocks noChangeAspect="1"/>
@@ -442,7 +452,7 @@
                         <pic:spPr>
                           <a:xfrm>
                             <a:off x="0" y="0"/>
-                            <a:ext cx="5486400" cy="3746810"/>
+                            <a:ext cx="5486400" cy="4376189"/>
                           </a:xfrm>
                           <a:prstGeom prst="rect"/>
                         </pic:spPr>
@@ -461,25 +471,29 @@
         <w:tblStyle w:val="TableGrid"/>
         <w:tblW w:type="auto" w:w="0"/>
         <w:tblLook w:firstColumn="1" w:firstRow="1" w:lastColumn="0" w:lastRow="0" w:noHBand="0" w:noVBand="1" w:val="04A0"/>
+        <w:tblBorders>
+          <w:left w:val="single" w:sz="10" w:space="0" w:color="auto"/>
+          <w:right w:val="single" w:sz="10" w:space="0" w:color="auto"/>
+        </w:tblBorders>
       </w:tblPr>
       <w:tblGrid>
-        <w:gridCol w:w="780"/>
-        <w:gridCol w:w="780"/>
-        <w:gridCol w:w="780"/>
-        <w:gridCol w:w="780"/>
-        <w:gridCol w:w="780"/>
-        <w:gridCol w:w="780"/>
-        <w:gridCol w:w="780"/>
-        <w:gridCol w:w="780"/>
-        <w:gridCol w:w="780"/>
-        <w:gridCol w:w="780"/>
-        <w:gridCol w:w="780"/>
-        <w:gridCol w:w="780"/>
+        <w:gridCol w:w="852"/>
+        <w:gridCol w:w="852"/>
+        <w:gridCol w:w="852"/>
+        <w:gridCol w:w="852"/>
+        <w:gridCol w:w="852"/>
+        <w:gridCol w:w="852"/>
+        <w:gridCol w:w="852"/>
+        <w:gridCol w:w="852"/>
+        <w:gridCol w:w="852"/>
+        <w:gridCol w:w="852"/>
+        <w:gridCol w:w="852"/>
+        <w:gridCol w:w="852"/>
       </w:tblGrid>
       <w:tr>
         <w:tc>
           <w:tcPr>
-            <w:tcW w:type="dxa" w:w="1560"/>
+            <w:tcW w:type="dxa" w:w="1704"/>
             <w:gridSpan w:val="2"/>
             <w:vMerge w:val="restart"/>
             <w:vAlign w:val="center"/>
@@ -500,7 +514,7 @@
         </w:tc>
         <w:tc>
           <w:tcPr>
-            <w:tcW w:type="dxa" w:w="1560"/>
+            <w:tcW w:type="dxa" w:w="1704"/>
             <w:gridSpan w:val="2"/>
             <w:vMerge w:val="restart"/>
             <w:vAlign w:val="center"/>
@@ -518,7 +532,7 @@
         </w:tc>
         <w:tc>
           <w:tcPr>
-            <w:tcW w:type="dxa" w:w="1560"/>
+            <w:tcW w:type="dxa" w:w="1704"/>
             <w:gridSpan w:val="2"/>
             <w:vMerge w:val="restart"/>
             <w:vAlign w:val="center"/>
@@ -539,7 +553,7 @@
         </w:tc>
         <w:tc>
           <w:tcPr>
-            <w:tcW w:type="dxa" w:w="780"/>
+            <w:tcW w:type="dxa" w:w="852"/>
             <w:vAlign w:val="center"/>
           </w:tcPr>
           <w:p>
@@ -556,7 +570,7 @@
         </w:tc>
         <w:tc>
           <w:tcPr>
-            <w:tcW w:type="dxa" w:w="780"/>
+            <w:tcW w:type="dxa" w:w="852"/>
             <w:vAlign w:val="center"/>
           </w:tcPr>
           <w:p>
@@ -573,7 +587,7 @@
         </w:tc>
         <w:tc>
           <w:tcPr>
-            <w:tcW w:type="dxa" w:w="1560"/>
+            <w:tcW w:type="dxa" w:w="1704"/>
             <w:gridSpan w:val="2"/>
             <w:vMerge w:val="restart"/>
             <w:vAlign w:val="center"/>
@@ -592,7 +606,7 @@
         </w:tc>
         <w:tc>
           <w:tcPr>
-            <w:tcW w:type="dxa" w:w="1560"/>
+            <w:tcW w:type="dxa" w:w="1704"/>
             <w:gridSpan w:val="2"/>
             <w:vMerge w:val="restart"/>
             <w:vAlign w:val="center"/>
@@ -612,7 +626,7 @@
       <w:tr>
         <w:tc>
           <w:tcPr>
-            <w:tcW w:type="dxa" w:w="1560"/>
+            <w:tcW w:type="dxa" w:w="1704"/>
             <w:gridSpan w:val="2"/>
             <w:vMerge/>
           </w:tcPr>
@@ -620,7 +634,7 @@
         </w:tc>
         <w:tc>
           <w:tcPr>
-            <w:tcW w:type="dxa" w:w="1560"/>
+            <w:tcW w:type="dxa" w:w="1704"/>
             <w:gridSpan w:val="2"/>
             <w:vMerge/>
           </w:tcPr>
@@ -628,7 +642,7 @@
         </w:tc>
         <w:tc>
           <w:tcPr>
-            <w:tcW w:type="dxa" w:w="1560"/>
+            <w:tcW w:type="dxa" w:w="1704"/>
             <w:gridSpan w:val="2"/>
             <w:vMerge/>
           </w:tcPr>
@@ -636,7 +650,7 @@
         </w:tc>
         <w:tc>
           <w:tcPr>
-            <w:tcW w:type="dxa" w:w="780"/>
+            <w:tcW w:type="dxa" w:w="852"/>
             <w:vAlign w:val="center"/>
           </w:tcPr>
           <w:p>
@@ -652,7 +666,7 @@
         </w:tc>
         <w:tc>
           <w:tcPr>
-            <w:tcW w:type="dxa" w:w="780"/>
+            <w:tcW w:type="dxa" w:w="852"/>
             <w:vAlign w:val="center"/>
           </w:tcPr>
           <w:p>
@@ -668,7 +682,7 @@
         </w:tc>
         <w:tc>
           <w:tcPr>
-            <w:tcW w:type="dxa" w:w="1560"/>
+            <w:tcW w:type="dxa" w:w="1704"/>
             <w:gridSpan w:val="2"/>
             <w:vMerge/>
           </w:tcPr>
@@ -676,7 +690,7 @@
         </w:tc>
         <w:tc>
           <w:tcPr>
-            <w:tcW w:type="dxa" w:w="1560"/>
+            <w:tcW w:type="dxa" w:w="1704"/>
             <w:gridSpan w:val="2"/>
             <w:vMerge/>
           </w:tcPr>
@@ -689,19 +703,23 @@
         <w:tblStyle w:val="TableGrid"/>
         <w:tblW w:type="auto" w:w="0"/>
         <w:tblLook w:firstColumn="1" w:firstRow="1" w:lastColumn="0" w:lastRow="0" w:noHBand="0" w:noVBand="1" w:val="04A0"/>
+        <w:tblBorders>
+          <w:left w:val="single" w:sz="10" w:space="0" w:color="auto"/>
+          <w:right w:val="single" w:sz="10" w:space="0" w:color="auto"/>
+        </w:tblBorders>
       </w:tblPr>
       <w:tblGrid>
-        <w:gridCol w:w="1560"/>
-        <w:gridCol w:w="1560"/>
-        <w:gridCol w:w="1560"/>
-        <w:gridCol w:w="1560"/>
-        <w:gridCol w:w="1560"/>
-        <w:gridCol w:w="1560"/>
+        <w:gridCol w:w="1704"/>
+        <w:gridCol w:w="1704"/>
+        <w:gridCol w:w="1704"/>
+        <w:gridCol w:w="1704"/>
+        <w:gridCol w:w="1704"/>
+        <w:gridCol w:w="1704"/>
       </w:tblGrid>
       <w:tr>
         <w:tc>
           <w:tcPr>
-            <w:tcW w:type="dxa" w:w="1560"/>
+            <w:tcW w:type="dxa" w:w="1704"/>
             <w:vAlign w:val="center"/>
           </w:tcPr>
           <w:p>
@@ -720,7 +738,7 @@
         </w:tc>
         <w:tc>
           <w:tcPr>
-            <w:tcW w:type="dxa" w:w="1560"/>
+            <w:tcW w:type="dxa" w:w="1704"/>
             <w:vAlign w:val="center"/>
           </w:tcPr>
           <w:p>
@@ -736,7 +754,7 @@
         </w:tc>
         <w:tc>
           <w:tcPr>
-            <w:tcW w:type="dxa" w:w="1560"/>
+            <w:tcW w:type="dxa" w:w="1704"/>
             <w:vAlign w:val="center"/>
           </w:tcPr>
           <w:p>
@@ -755,7 +773,7 @@
         </w:tc>
         <w:tc>
           <w:tcPr>
-            <w:tcW w:type="dxa" w:w="1560"/>
+            <w:tcW w:type="dxa" w:w="1704"/>
             <w:vAlign w:val="center"/>
           </w:tcPr>
           <w:p>
@@ -771,7 +789,7 @@
         </w:tc>
         <w:tc>
           <w:tcPr>
-            <w:tcW w:type="dxa" w:w="1560"/>
+            <w:tcW w:type="dxa" w:w="1704"/>
             <w:vAlign w:val="center"/>
           </w:tcPr>
           <w:p>
@@ -790,7 +808,7 @@
         </w:tc>
         <w:tc>
           <w:tcPr>
-            <w:tcW w:type="dxa" w:w="1560"/>
+            <w:tcW w:type="dxa" w:w="1704"/>
             <w:vAlign w:val="center"/>
           </w:tcPr>
           <w:p>
@@ -808,7 +826,7 @@
       <w:tr>
         <w:tc>
           <w:tcPr>
-            <w:tcW w:type="dxa" w:w="1560"/>
+            <w:tcW w:type="dxa" w:w="1704"/>
             <w:vAlign w:val="center"/>
           </w:tcPr>
           <w:p>
@@ -829,7 +847,7 @@
         </w:tc>
         <w:tc>
           <w:tcPr>
-            <w:tcW w:type="dxa" w:w="1560"/>
+            <w:tcW w:type="dxa" w:w="1704"/>
             <w:vAlign w:val="center"/>
           </w:tcPr>
           <w:p>
@@ -845,7 +863,7 @@
         </w:tc>
         <w:tc>
           <w:tcPr>
-            <w:tcW w:type="dxa" w:w="1560"/>
+            <w:tcW w:type="dxa" w:w="1704"/>
             <w:vAlign w:val="center"/>
           </w:tcPr>
           <w:p>
@@ -866,7 +884,7 @@
         </w:tc>
         <w:tc>
           <w:tcPr>
-            <w:tcW w:type="dxa" w:w="1560"/>
+            <w:tcW w:type="dxa" w:w="1704"/>
             <w:vAlign w:val="center"/>
           </w:tcPr>
           <w:p>
@@ -882,7 +900,7 @@
         </w:tc>
         <w:tc>
           <w:tcPr>
-            <w:tcW w:type="dxa" w:w="1560"/>
+            <w:tcW w:type="dxa" w:w="1704"/>
             <w:vAlign w:val="center"/>
           </w:tcPr>
           <w:p>
@@ -903,7 +921,7 @@
         </w:tc>
         <w:tc>
           <w:tcPr>
-            <w:tcW w:type="dxa" w:w="1560"/>
+            <w:tcW w:type="dxa" w:w="1704"/>
             <w:vAlign w:val="center"/>
           </w:tcPr>
           <w:p>
@@ -924,21 +942,26 @@
         <w:tblStyle w:val="TableGrid"/>
         <w:tblW w:type="auto" w:w="0"/>
         <w:tblLook w:firstColumn="1" w:firstRow="1" w:lastColumn="0" w:lastRow="0" w:noHBand="0" w:noVBand="1" w:val="04A0"/>
+        <w:tblBorders>
+          <w:bottom w:val="single" w:sz="10" w:space="0" w:color="auto"/>
+          <w:left w:val="single" w:sz="10" w:space="0" w:color="auto"/>
+          <w:right w:val="single" w:sz="10" w:space="0" w:color="auto"/>
+        </w:tblBorders>
       </w:tblPr>
       <w:tblGrid>
-        <w:gridCol w:w="1170"/>
-        <w:gridCol w:w="1170"/>
-        <w:gridCol w:w="1170"/>
-        <w:gridCol w:w="1170"/>
-        <w:gridCol w:w="1170"/>
-        <w:gridCol w:w="1170"/>
-        <w:gridCol w:w="1170"/>
-        <w:gridCol w:w="1170"/>
+        <w:gridCol w:w="1278"/>
+        <w:gridCol w:w="1278"/>
+        <w:gridCol w:w="1278"/>
+        <w:gridCol w:w="1278"/>
+        <w:gridCol w:w="1278"/>
+        <w:gridCol w:w="1278"/>
+        <w:gridCol w:w="1278"/>
+        <w:gridCol w:w="1278"/>
       </w:tblGrid>
       <w:tr>
         <w:tc>
           <w:tcPr>
-            <w:tcW w:type="dxa" w:w="1170"/>
+            <w:tcW w:type="dxa" w:w="1278"/>
             <w:vAlign w:val="center"/>
           </w:tcPr>
           <w:p>
@@ -957,7 +980,7 @@
         </w:tc>
         <w:tc>
           <w:tcPr>
-            <w:tcW w:type="dxa" w:w="1170"/>
+            <w:tcW w:type="dxa" w:w="1278"/>
             <w:vAlign w:val="center"/>
           </w:tcPr>
           <w:p>
@@ -973,7 +996,7 @@
         </w:tc>
         <w:tc>
           <w:tcPr>
-            <w:tcW w:type="dxa" w:w="1170"/>
+            <w:tcW w:type="dxa" w:w="1278"/>
             <w:vAlign w:val="center"/>
           </w:tcPr>
           <w:p>
@@ -992,7 +1015,7 @@
         </w:tc>
         <w:tc>
           <w:tcPr>
-            <w:tcW w:type="dxa" w:w="1170"/>
+            <w:tcW w:type="dxa" w:w="1278"/>
             <w:vAlign w:val="center"/>
           </w:tcPr>
           <w:p>
@@ -1008,7 +1031,7 @@
         </w:tc>
         <w:tc>
           <w:tcPr>
-            <w:tcW w:type="dxa" w:w="1170"/>
+            <w:tcW w:type="dxa" w:w="1278"/>
             <w:vAlign w:val="center"/>
           </w:tcPr>
           <w:p>
@@ -1027,7 +1050,7 @@
         </w:tc>
         <w:tc>
           <w:tcPr>
-            <w:tcW w:type="dxa" w:w="1170"/>
+            <w:tcW w:type="dxa" w:w="1278"/>
             <w:vAlign w:val="center"/>
           </w:tcPr>
           <w:p>
@@ -1043,7 +1066,7 @@
         </w:tc>
         <w:tc>
           <w:tcPr>
-            <w:tcW w:type="dxa" w:w="1170"/>
+            <w:tcW w:type="dxa" w:w="1278"/>
             <w:vAlign w:val="center"/>
           </w:tcPr>
           <w:p>
@@ -1062,7 +1085,7 @@
         </w:tc>
         <w:tc>
           <w:tcPr>
-            <w:tcW w:type="dxa" w:w="1170"/>
+            <w:tcW w:type="dxa" w:w="1278"/>
             <w:vAlign w:val="center"/>
           </w:tcPr>
           <w:p>
@@ -1081,7 +1104,7 @@
     <w:sectPr>
       <w:footerReference w:type="default" r:id="rId9"/>
       <w:pgSz w:w="12240" w:h="15840"/>
-      <w:pgMar w:top="288" w:right="1440" w:bottom="720" w:left="1440" w:header="720" w:footer="720" w:gutter="0"/>
+      <w:pgMar w:top="288" w:right="1008" w:bottom="720" w:left="1008" w:header="720" w:footer="720" w:gutter="0"/>
       <w:cols w:space="720"/>
       <w:docGrid w:linePitch="360"/>
     </w:sectPr>
